--- a/Arquitectura de Sistemas Computacionales/Clases/Clase 13 - Escalabilidad automatica/Actividad autónoma Clase 13 — Autoescalado CloudLite.docx
+++ b/Arquitectura de Sistemas Computacionales/Clases/Clase 13 - Escalabilidad automatica/Actividad autónoma Clase 13 — Autoescalado CloudLite.docx
@@ -492,7 +492,7 @@
           <w:color w:val="2B2B2B"/>
           <w:sz w:val="22"/>
         </w:rPr>
-        <w:t>Entrega en ExamLab (examlab.lovable.app/app · módulo Talleres) · domingo 23:59 (regla del Acuerdo). Un envío por equipo.</w:t>
+        <w:t>Entrega en ExamLab (https://examlab.lovable.app/ · módulo Talleres) · domingo 23:59 (regla del Acuerdo). Un envío por equipo.</w:t>
       </w:r>
     </w:p>
     <w:sectPr>

--- a/Arquitectura de Sistemas Computacionales/Clases/Clase 13 - Escalabilidad automatica/Actividad autónoma Clase 13 — Autoescalado CloudLite.docx
+++ b/Arquitectura de Sistemas Computacionales/Clases/Clase 13 - Escalabilidad automatica/Actividad autónoma Clase 13 — Autoescalado CloudLite.docx
@@ -282,7 +282,7 @@
           <w:color w:val="2B2B2B"/>
           <w:sz w:val="22"/>
         </w:rPr>
-        <w:t>Describan qué componente escala y por qué.</w:t>
+        <w:t>Paso 1: tome los 5 componentes de su C4Deployment de la Clase 7 y clasifique cada uno como escala horizontal, escala vertical o no escala, verificando que al menos uno quede en no escala con justificacion tecnica, porque una politica donde todo escala no es una politica; el resultado abre la seccion Escalabilidad del informe.</w:t>
       </w:r>
     </w:p>
     <w:p>
@@ -297,7 +297,7 @@
           <w:color w:val="2B2B2B"/>
           <w:sz w:val="22"/>
         </w:rPr>
-        <w:t>Definan 2 triggers + min/max + qué NO se escala.</w:t>
+        <w:t>Paso 2: complete la tabla de politica de escalado con 6 columnas y 5 filas (componente, tipo de escala, disparador de subida, disparador de bajada, minimo y maximo, tiempo de enfriamiento), verificando que cada disparador tenga metrica, umbral numerico y ventana de tiempo, y que ningun maximo quede en infinito o sin definir.</w:t>
       </w:r>
     </w:p>
     <w:p>
@@ -312,7 +312,7 @@
           <w:color w:val="2B2B2B"/>
           <w:sz w:val="22"/>
         </w:rPr>
-        <w:t>Anoten impacto en costos/sostenibilidad.</w:t>
+        <w:t>Paso 3: escriba en ExamLab el diagrama Mermaid de la maquina de decision del autoescalado con el nodo de observacion, los dos rombos de decision, las acciones de subida y bajada, el enfriamiento y el nodo de lo que no escala, verificando al renderizar que el ciclo se cierre sobre el nodo de observacion y que los umbrales del diagrama sean los mismos numeros de la tabla.</w:t>
       </w:r>
     </w:p>
     <w:p>
@@ -327,7 +327,7 @@
           <w:color w:val="2B2B2B"/>
           <w:sz w:val="22"/>
         </w:rPr>
-        <w:t>Opcional: marca «ASG/replicas» en diagrama Deployment.</w:t>
+        <w:t>Paso 4: escriba los 3 componentes que NO escalan con su justificacion tecnica y su plan alterno, y la tabla de impacto en costos que enlaza con la Clase 10, verificando que cada plan alterno sea ejecutable sin cloud de pago y que el impacto de costo use los mismos niveles bajo, medio o alto de la seccion de costos.</w:t>
       </w:r>
     </w:p>
     <w:p>
@@ -342,7 +342,7 @@
           <w:color w:val="2B2B2B"/>
           <w:sz w:val="22"/>
         </w:rPr>
-        <w:t>Entrega domingo 23:59 (sección Escalabilidad).</w:t>
+        <w:t>Paso 5: integre la politica en la seccion Escalabilidad del informe, anote la marca de replicas en el diagrama de despliegue si aplica y suba las 5 preguntas a ExamLab (modulo Talleres) antes del domingo 23:59, verificando que la politica no prometa nada que la arquitectura dibujada no pueda cumplir.</w:t>
       </w:r>
     </w:p>
     <w:p>
@@ -493,6 +493,241 @@
           <w:sz w:val="22"/>
         </w:rPr>
         <w:t>Entrega en ExamLab (https://examlab.lovable.app/ · módulo Talleres) · domingo 23:59 (regla del Acuerdo). Un envío por equipo.</w:t>
+      </w:r>
+    </w:p>
+    <w:p>
+      <w:pPr>
+        <w:spacing w:after="120" w:before="0"/>
+        <w:jc w:val="left"/>
+      </w:pPr>
+      <w:r>
+        <w:rPr>
+          <w:rFonts w:ascii="Calibri" w:hAnsi="Calibri" w:eastAsia="Calibri"/>
+          <w:b/>
+          <w:color w:val="095292"/>
+          <w:sz w:val="24"/>
+        </w:rPr>
+        <w:t>10. Que vas a resolver en ExamLab</w:t>
+      </w:r>
+    </w:p>
+    <w:p>
+      <w:pPr>
+        <w:spacing w:after="120" w:before="0"/>
+        <w:jc w:val="left"/>
+      </w:pPr>
+      <w:r>
+        <w:rPr>
+          <w:rFonts w:ascii="Calibri" w:hAnsi="Calibri" w:eastAsia="Calibri"/>
+          <w:b w:val="0"/>
+          <w:color w:val="2B2B2B"/>
+          <w:sz w:val="22"/>
+        </w:rPr>
+        <w:t>El estudiante entrega la politica de autoescalado conceptual de CloudLite con disparadores numericos, minimos y maximos, tiempo de enfriamiento, los componentes que deliberadamente no escalan y el impacto en costos.</w:t>
+      </w:r>
+    </w:p>
+    <w:p>
+      <w:pPr>
+        <w:spacing w:after="120" w:before="0"/>
+        <w:jc w:val="left"/>
+      </w:pPr>
+      <w:r>
+        <w:rPr>
+          <w:rFonts w:ascii="Calibri" w:hAnsi="Calibri" w:eastAsia="Calibri"/>
+          <w:b w:val="0"/>
+          <w:color w:val="2B2B2B"/>
+          <w:sz w:val="22"/>
+        </w:rPr>
+        <w:t>El taller se resuelve y se entrega en ExamLab (https://examlab.lovable.app/), en el modulo Talleres. Son 5 preguntas y suman 100 puntos. Lo que sigue es lo que vas a encontrar en cada una, para que sepas de antemano en que forma se responde:</w:t>
+      </w:r>
+    </w:p>
+    <w:p>
+      <w:r>
+        <w:rPr>
+          <w:rFonts w:ascii="Calibri" w:hAnsi="Calibri" w:eastAsia="Calibri"/>
+          <w:b/>
+          <w:color w:val="2B2B2B"/>
+          <w:sz w:val="22"/>
+        </w:rPr>
+        <w:t>Pregunta 1 - Respuesta escrita (30 pts):</w:t>
+      </w:r>
+      <w:r>
+        <w:rPr>
+          <w:rFonts w:ascii="Calibri" w:hAnsi="Calibri" w:eastAsia="Calibri"/>
+          <w:b w:val="0"/>
+          <w:color w:val="2B2B2B"/>
+          <w:sz w:val="22"/>
+        </w:rPr>
+        <w:t xml:space="preserve"> Politica de autoescalado de CloudLite.</w:t>
+      </w:r>
+    </w:p>
+    <w:p>
+      <w:pPr>
+        <w:pStyle w:val="ListBullet"/>
+        <w:spacing w:after="40"/>
+      </w:pPr>
+      <w:r>
+        <w:rPr>
+          <w:rFonts w:ascii="Calibri" w:hAnsi="Calibri" w:eastAsia="Calibri"/>
+          <w:b w:val="0"/>
+          <w:color w:val="2B2B2B"/>
+          <w:sz w:val="22"/>
+        </w:rPr>
+        <w:t>Un cuadro de texto. Se escribe directamente en la plataforma; no se sube archivo.</w:t>
+      </w:r>
+    </w:p>
+    <w:p>
+      <w:r>
+        <w:rPr>
+          <w:rFonts w:ascii="Calibri" w:hAnsi="Calibri" w:eastAsia="Calibri"/>
+          <w:b/>
+          <w:color w:val="2B2B2B"/>
+          <w:sz w:val="22"/>
+        </w:rPr>
+        <w:t>Pregunta 2 - Diagrama (Mermaid) (25 pts):</w:t>
+      </w:r>
+      <w:r>
+        <w:rPr>
+          <w:rFonts w:ascii="Calibri" w:hAnsi="Calibri" w:eastAsia="Calibri"/>
+          <w:b w:val="0"/>
+          <w:color w:val="2B2B2B"/>
+          <w:sz w:val="22"/>
+        </w:rPr>
+        <w:t xml:space="preserve"> Maquina de decision del autoescalado.</w:t>
+      </w:r>
+    </w:p>
+    <w:p>
+      <w:pPr>
+        <w:pStyle w:val="ListBullet"/>
+        <w:spacing w:after="40"/>
+      </w:pPr>
+      <w:r>
+        <w:rPr>
+          <w:rFonts w:ascii="Calibri" w:hAnsi="Calibri" w:eastAsia="Calibri"/>
+          <w:b w:val="0"/>
+          <w:color w:val="2B2B2B"/>
+          <w:sz w:val="22"/>
+        </w:rPr>
+        <w:t>El diagrama se escribe como texto en sintaxis Mermaid y la plataforma lo dibuja al instante. No hay que exportar imagenes ni salir a otra herramienta.</w:t>
+      </w:r>
+    </w:p>
+    <w:p>
+      <w:r>
+        <w:rPr>
+          <w:rFonts w:ascii="Calibri" w:hAnsi="Calibri" w:eastAsia="Calibri"/>
+          <w:b/>
+          <w:color w:val="2B2B2B"/>
+          <w:sz w:val="22"/>
+        </w:rPr>
+        <w:t>Pregunta 3 - Respuesta escrita (20 pts):</w:t>
+      </w:r>
+      <w:r>
+        <w:rPr>
+          <w:rFonts w:ascii="Calibri" w:hAnsi="Calibri" w:eastAsia="Calibri"/>
+          <w:b w:val="0"/>
+          <w:color w:val="2B2B2B"/>
+          <w:sz w:val="22"/>
+        </w:rPr>
+        <w:t xml:space="preserve"> Lo que NO escala y por que.</w:t>
+      </w:r>
+    </w:p>
+    <w:p>
+      <w:pPr>
+        <w:pStyle w:val="ListBullet"/>
+        <w:spacing w:after="40"/>
+      </w:pPr>
+      <w:r>
+        <w:rPr>
+          <w:rFonts w:ascii="Calibri" w:hAnsi="Calibri" w:eastAsia="Calibri"/>
+          <w:b w:val="0"/>
+          <w:color w:val="2B2B2B"/>
+          <w:sz w:val="22"/>
+        </w:rPr>
+        <w:t>Un cuadro de texto. Se escribe directamente en la plataforma; no se sube archivo.</w:t>
+      </w:r>
+    </w:p>
+    <w:p>
+      <w:r>
+        <w:rPr>
+          <w:rFonts w:ascii="Calibri" w:hAnsi="Calibri" w:eastAsia="Calibri"/>
+          <w:b/>
+          <w:color w:val="2B2B2B"/>
+          <w:sz w:val="22"/>
+        </w:rPr>
+        <w:t>Pregunta 4 - Respuesta escrita (15 pts):</w:t>
+      </w:r>
+      <w:r>
+        <w:rPr>
+          <w:rFonts w:ascii="Calibri" w:hAnsi="Calibri" w:eastAsia="Calibri"/>
+          <w:b w:val="0"/>
+          <w:color w:val="2B2B2B"/>
+          <w:sz w:val="22"/>
+        </w:rPr>
+        <w:t xml:space="preserve"> Impacto del autoescalado en costos y sostenibilidad.</w:t>
+      </w:r>
+    </w:p>
+    <w:p>
+      <w:pPr>
+        <w:pStyle w:val="ListBullet"/>
+        <w:spacing w:after="40"/>
+      </w:pPr>
+      <w:r>
+        <w:rPr>
+          <w:rFonts w:ascii="Calibri" w:hAnsi="Calibri" w:eastAsia="Calibri"/>
+          <w:b w:val="0"/>
+          <w:color w:val="2B2B2B"/>
+          <w:sz w:val="22"/>
+        </w:rPr>
+        <w:t>Un cuadro de texto. Se escribe directamente en la plataforma; no se sube archivo.</w:t>
+      </w:r>
+    </w:p>
+    <w:p>
+      <w:r>
+        <w:rPr>
+          <w:rFonts w:ascii="Calibri" w:hAnsi="Calibri" w:eastAsia="Calibri"/>
+          <w:b/>
+          <w:color w:val="2B2B2B"/>
+          <w:sz w:val="22"/>
+        </w:rPr>
+        <w:t>Pregunta 5 - Seleccion multiple (10 pts):</w:t>
+      </w:r>
+      <w:r>
+        <w:rPr>
+          <w:rFonts w:ascii="Calibri" w:hAnsi="Calibri" w:eastAsia="Calibri"/>
+          <w:b w:val="0"/>
+          <w:color w:val="2B2B2B"/>
+          <w:sz w:val="22"/>
+        </w:rPr>
+        <w:t xml:space="preserve"> Disparadores de autoescalado.</w:t>
+      </w:r>
+    </w:p>
+    <w:p>
+      <w:pPr>
+        <w:pStyle w:val="ListBullet"/>
+        <w:spacing w:after="40"/>
+      </w:pPr>
+      <w:r>
+        <w:rPr>
+          <w:rFonts w:ascii="Calibri" w:hAnsi="Calibri" w:eastAsia="Calibri"/>
+          <w:b w:val="0"/>
+          <w:color w:val="2B2B2B"/>
+          <w:sz w:val="22"/>
+        </w:rPr>
+        <w:t>Varias opciones y mas de una correcta; marque todas las que apliquen.</w:t>
+      </w:r>
+    </w:p>
+    <w:p>
+      <w:pPr>
+        <w:spacing w:after="120" w:before="0"/>
+        <w:jc w:val="left"/>
+      </w:pPr>
+      <w:r>
+        <w:rPr>
+          <w:rFonts w:ascii="Calibri" w:hAnsi="Calibri" w:eastAsia="Calibri"/>
+          <w:b w:val="0"/>
+          <w:color w:val="2B2B2B"/>
+          <w:sz w:val="22"/>
+        </w:rPr>
+        <w:t>Cada pregunta trae su propio enunciado completo dentro de la plataforma: puedes resolver el taller leyendo solo ExamLab. Este documento sirve para prepararte y para trabajar en equipo antes de responder.</w:t>
       </w:r>
     </w:p>
     <w:sectPr>

--- a/Arquitectura de Sistemas Computacionales/Clases/Clase 13 - Escalabilidad automatica/Actividad autónoma Clase 13 — Autoescalado CloudLite.docx
+++ b/Arquitectura de Sistemas Computacionales/Clases/Clase 13 - Escalabilidad automatica/Actividad autónoma Clase 13 — Autoescalado CloudLite.docx
@@ -387,7 +387,7 @@
           <w:color w:val="2B2B2B"/>
           <w:sz w:val="22"/>
         </w:rPr>
-        <w:t>Cualquier integrante puede explicar la decisión en 60 segundos.</w:t>
+        <w:t>Puedes explicar tu decisión en 60 segundos (si trabajas en equipo autorizado, cualquier integrante debe poder hacerlo).</w:t>
       </w:r>
     </w:p>
     <w:p>
@@ -492,7 +492,7 @@
           <w:color w:val="2B2B2B"/>
           <w:sz w:val="22"/>
         </w:rPr>
-        <w:t>Entrega en ExamLab (https://examlab.lovable.app/ · módulo Talleres) · domingo 23:59 (regla del Acuerdo). Un envío por equipo.</w:t>
+        <w:t>Entrega en ExamLab (https://examlab.lovable.app/ · módulo Talleres) · domingo 23:59 (regla del Acuerdo). Modalidad de trabajo: individual por defecto; el docente puede autorizar equipos de 2 o 3 y en ese caso el artefacto puede ser compartido, pero el envío en ExamLab es siempre individual (responde con tus propias palabras).</w:t>
       </w:r>
     </w:p>
     <w:p>
@@ -727,7 +727,7 @@
           <w:color w:val="2B2B2B"/>
           <w:sz w:val="22"/>
         </w:rPr>
-        <w:t>Cada pregunta trae su propio enunciado completo dentro de la plataforma: puedes resolver el taller leyendo solo ExamLab. Este documento sirve para prepararte y para trabajar en equipo antes de responder.</w:t>
+        <w:t>Cada pregunta trae su propio enunciado completo dentro de la plataforma: puedes resolver el taller leyendo solo ExamLab. Este documento sirve para prepararte y conservar tus respuestas. La actividad es individual; si el docente autoriza trabajo en equipo, la entrega en ExamLab sigue siendo individual.</w:t>
       </w:r>
     </w:p>
     <w:sectPr>

--- a/Arquitectura de Sistemas Computacionales/Clases/Clase 13 - Escalabilidad automatica/Actividad autónoma Clase 13 — Autoescalado CloudLite.docx
+++ b/Arquitectura de Sistemas Computacionales/Clases/Clase 13 - Escalabilidad automatica/Actividad autónoma Clase 13 — Autoescalado CloudLite.docx
@@ -492,7 +492,7 @@
           <w:color w:val="2B2B2B"/>
           <w:sz w:val="22"/>
         </w:rPr>
-        <w:t>Entrega en ExamLab (https://examlab.lovable.app/ · módulo Talleres) · domingo 23:59 (regla del Acuerdo). Modalidad de trabajo: individual por defecto; el docente puede autorizar equipos de 2 o 3 y en ese caso el artefacto puede ser compartido, pero el envío en ExamLab es siempre individual (responde con tus propias palabras).</w:t>
+        <w:t>Entrega en ExamLab (https://uniaj.examlab.workers.dev/ · módulo Talleres) · domingo 23:59 (regla del Acuerdo). Modalidad de trabajo: individual por defecto; el docente puede autorizar equipos de 2 o 3 y en ese caso el artefacto puede ser compartido, pero el envío en ExamLab es siempre individual (responde con tus propias palabras).</w:t>
       </w:r>
     </w:p>
     <w:p>
@@ -537,7 +537,7 @@
           <w:color w:val="2B2B2B"/>
           <w:sz w:val="22"/>
         </w:rPr>
-        <w:t>El taller se resuelve y se entrega en ExamLab (https://examlab.lovable.app/), en el modulo Talleres. Son 5 preguntas y suman 100 puntos. Lo que sigue es lo que vas a encontrar en cada una, para que sepas de antemano en que forma se responde:</w:t>
+        <w:t>El taller se resuelve y se entrega en ExamLab (https://uniaj.examlab.workers.dev/), en el modulo Talleres. Son 5 preguntas y suman 100 puntos. Lo que sigue es lo que vas a encontrar en cada una, para que sepas de antemano en que forma se responde:</w:t>
       </w:r>
     </w:p>
     <w:p>

--- a/Arquitectura de Sistemas Computacionales/Clases/Clase 13 - Escalabilidad automatica/Actividad autónoma Clase 13 — Autoescalado CloudLite.docx
+++ b/Arquitectura de Sistemas Computacionales/Clases/Clase 13 - Escalabilidad automatica/Actividad autónoma Clase 13 — Autoescalado CloudLite.docx
@@ -607,7 +607,7 @@
           <w:color w:val="2B2B2B"/>
           <w:sz w:val="22"/>
         </w:rPr>
-        <w:t>El diagrama se escribe como texto en sintaxis Mermaid y la plataforma lo dibuja al instante. No hay que exportar imagenes ni salir a otra herramienta.</w:t>
+        <w:t>El diagrama se escribe como texto en sintaxis Mermaid y la plataforma lo dibuja al instante: no se sube una imagen. Puedes disenarlo primero a mano en Excalidraw o draw.io y pedirle a una IA que lo traduzca a Mermaid (ver «Del boceto al codigo Mermaid» mas abajo).</w:t>
       </w:r>
     </w:p>
     <w:p>
@@ -713,6 +713,131 @@
           <w:sz w:val="22"/>
         </w:rPr>
         <w:t>Varias opciones y mas de una correcta; marque todas las que apliquen.</w:t>
+      </w:r>
+    </w:p>
+    <w:p>
+      <w:pPr>
+        <w:spacing w:after="120" w:before="0"/>
+        <w:jc w:val="left"/>
+      </w:pPr>
+      <w:r>
+        <w:rPr>
+          <w:rFonts w:ascii="Calibri" w:hAnsi="Calibri" w:eastAsia="Calibri"/>
+          <w:b/>
+          <w:color w:val="095292"/>
+          <w:sz w:val="22"/>
+        </w:rPr>
+        <w:t>Del boceto al codigo Mermaid</w:t>
+      </w:r>
+    </w:p>
+    <w:p>
+      <w:pPr>
+        <w:spacing w:after="120" w:before="0"/>
+        <w:jc w:val="left"/>
+      </w:pPr>
+      <w:r>
+        <w:rPr>
+          <w:rFonts w:ascii="Calibri" w:hAnsi="Calibri" w:eastAsia="Calibri"/>
+          <w:b w:val="0"/>
+          <w:color w:val="2B2B2B"/>
+          <w:sz w:val="22"/>
+        </w:rPr>
+        <w:t>La pregunta de diagrama NO recibe imagenes: se responde con codigo Mermaid (`flowchart`) que la plataforma dibuja al instante. No tienes que escribirlo de memoria; el camino corto es este:</w:t>
+      </w:r>
+    </w:p>
+    <w:p>
+      <w:r>
+        <w:rPr>
+          <w:rFonts w:ascii="Calibri" w:hAnsi="Calibri" w:eastAsia="Calibri"/>
+          <w:b/>
+          <w:color w:val="2B2B2B"/>
+          <w:sz w:val="22"/>
+        </w:rPr>
+        <w:t>1. Disena visual:</w:t>
+      </w:r>
+      <w:r>
+        <w:rPr>
+          <w:rFonts w:ascii="Calibri" w:hAnsi="Calibri" w:eastAsia="Calibri"/>
+          <w:b w:val="0"/>
+          <w:color w:val="2B2B2B"/>
+          <w:sz w:val="22"/>
+        </w:rPr>
+        <w:t xml:space="preserve"> Dibuja el diagrama como quieras en Excalidraw o draw.io: es mas rapido arrastrar cajas que escribir codigo, y ahi es donde piensas el modelo.</w:t>
+      </w:r>
+    </w:p>
+    <w:p>
+      <w:r>
+        <w:rPr>
+          <w:rFonts w:ascii="Calibri" w:hAnsi="Calibri" w:eastAsia="Calibri"/>
+          <w:b/>
+          <w:color w:val="2B2B2B"/>
+          <w:sz w:val="22"/>
+        </w:rPr>
+        <w:t>2. Traduce con IA:</w:t>
+      </w:r>
+      <w:r>
+        <w:rPr>
+          <w:rFonts w:ascii="Calibri" w:hAnsi="Calibri" w:eastAsia="Calibri"/>
+          <w:b w:val="0"/>
+          <w:color w:val="2B2B2B"/>
+          <w:sz w:val="22"/>
+        </w:rPr>
+        <w:t xml:space="preserve"> Copia o describe tu boceto a una IA y pidele el codigo Mermaid: «convierte este diagrama a Mermaid usando `flowchart`». Revisa el resultado: la IA acierta la sintaxis, no tu modelo.</w:t>
+      </w:r>
+    </w:p>
+    <w:p>
+      <w:r>
+        <w:rPr>
+          <w:rFonts w:ascii="Calibri" w:hAnsi="Calibri" w:eastAsia="Calibri"/>
+          <w:b/>
+          <w:color w:val="2B2B2B"/>
+          <w:sz w:val="22"/>
+        </w:rPr>
+        <w:t>3. Pega y renderiza en ExamLab:</w:t>
+      </w:r>
+      <w:r>
+        <w:rPr>
+          <w:rFonts w:ascii="Calibri" w:hAnsi="Calibri" w:eastAsia="Calibri"/>
+          <w:b w:val="0"/>
+          <w:color w:val="2B2B2B"/>
+          <w:sz w:val="22"/>
+        </w:rPr>
+        <w:t xml:space="preserve"> Pega ese codigo en la caja de texto de la pregunta y mira como lo dibuja la plataforma. Si no renderiza, corrige ahi mismo: lo que se califica es el diagrama renderizado dentro de ExamLab.</w:t>
+      </w:r>
+    </w:p>
+    <w:p>
+      <w:r>
+        <w:rPr>
+          <w:rFonts w:ascii="Calibri" w:hAnsi="Calibri" w:eastAsia="Calibri"/>
+          <w:b/>
+          <w:color w:val="2B2B2B"/>
+          <w:sz w:val="22"/>
+        </w:rPr>
+        <w:t>4. Guarda el PNG para tu PI:</w:t>
+      </w:r>
+      <w:r>
+        <w:rPr>
+          <w:rFonts w:ascii="Calibri" w:hAnsi="Calibri" w:eastAsia="Calibri"/>
+          <w:b w:val="0"/>
+          <w:color w:val="2B2B2B"/>
+          <w:sz w:val="22"/>
+        </w:rPr>
+        <w:t xml:space="preserve"> Exporta tambien la imagen a la carpeta de tu Proyecto Integrador. Esa copia es para tu informe; no reemplaza la respuesta en la plataforma.</w:t>
+      </w:r>
+    </w:p>
+    <w:p>
+      <w:pPr>
+        <w:spacing w:after="120" w:before="0"/>
+        <w:jc w:val="left"/>
+      </w:pPr>
+      <w:r>
+        <w:rPr>
+          <w:rFonts w:ascii="Calibri" w:hAnsi="Calibri" w:eastAsia="Calibri"/>
+          <w:b w:val="0"/>
+          <w:color w:val="2B2B2B"/>
+          <w:sz w:val="22"/>
+        </w:rPr>
+        <w:t>Si la IA te devuelve algo que no renderiza, no lo pegues tal cual: corrigelo en ExamLab hasta ver el dibujo. Un diagrama que no renderiza no se puede calificar.</w:t>
       </w:r>
     </w:p>
     <w:p>

--- a/Arquitectura de Sistemas Computacionales/Clases/Clase 13 - Escalabilidad automatica/Actividad autónoma Clase 13 — Autoescalado CloudLite.docx
+++ b/Arquitectura de Sistemas Computacionales/Clases/Clase 13 - Escalabilidad automatica/Actividad autónoma Clase 13 — Autoescalado CloudLite.docx
@@ -507,7 +507,7 @@
           <w:color w:val="095292"/>
           <w:sz w:val="24"/>
         </w:rPr>
-        <w:t>10. Que vas a resolver en ExamLab</w:t>
+        <w:t>10. Qué vas a resolver en ExamLab</w:t>
       </w:r>
     </w:p>
     <w:p>
@@ -742,7 +742,7 @@
           <w:color w:val="2B2B2B"/>
           <w:sz w:val="22"/>
         </w:rPr>
-        <w:t>La pregunta de diagrama NO recibe imagenes: se responde con codigo Mermaid (`flowchart`) que la plataforma dibuja al instante. No tienes que escribirlo de memoria; el camino corto es este:</w:t>
+        <w:t>La pregunta de diagrama NO recibe imagenes: se responde con codigo Mermaid («flowchart») que la plataforma dibuja al instante. No tienes que escribirlo de memoria; el camino corto es este:</w:t>
       </w:r>
     </w:p>
     <w:p>
@@ -782,7 +782,7 @@
           <w:color w:val="2B2B2B"/>
           <w:sz w:val="22"/>
         </w:rPr>
-        <w:t xml:space="preserve"> Copia o describe tu boceto a una IA y pidele el codigo Mermaid: «convierte este diagrama a Mermaid usando `flowchart`». Revisa el resultado: la IA acierta la sintaxis, no tu modelo.</w:t>
+        <w:t xml:space="preserve"> Copia o describe tu boceto a una IA y pidele el codigo Mermaid: «convierte este diagrama a Mermaid usando «flowchart»». Revisa el resultado: la IA acierta la sintaxis, no tu modelo.</w:t>
       </w:r>
     </w:p>
     <w:p>

--- a/Arquitectura de Sistemas Computacionales/Clases/Clase 13 - Escalabilidad automatica/Actividad autónoma Clase 13 — Autoescalado CloudLite.docx
+++ b/Arquitectura de Sistemas Computacionales/Clases/Clase 13 - Escalabilidad automatica/Actividad autónoma Clase 13 — Autoescalado CloudLite.docx
@@ -492,7 +492,7 @@
           <w:color w:val="2B2B2B"/>
           <w:sz w:val="22"/>
         </w:rPr>
-        <w:t>Entrega en ExamLab (https://uniaj.examlab.workers.dev/ · módulo Talleres) · domingo 23:59 (regla del Acuerdo). Modalidad de trabajo: individual por defecto; el docente puede autorizar equipos de 2 o 3 y en ese caso el artefacto puede ser compartido, pero el envío en ExamLab es siempre individual (responde con tus propias palabras).</w:t>
+        <w:t>Entrega en ExamLab (https://uniaj.examlab.workers.dev/ · módulo Talleres). Las preguntas de hoy son parte de UNA sola actividad, compartida con las Clases 11, 12 y 15: se guarda el avance de hoy y la actividad se entrega completa el antes del turno de sustentacion de la Clase 15. No hay entrega este domingo. Modalidad de trabajo: individual por defecto; el docente puede autorizar equipos de 2 o 3 y en ese caso el artefacto puede ser compartido, pero el envío en ExamLab es siempre individual (responde con tus propias palabras).</w:t>
       </w:r>
     </w:p>
     <w:p>
